--- a/downloads/documents/04 Units/Unit 04 - Environmental Design and Management - Spaces We Live In/Lesson 04.07 - Principles Balance Focal Point Rhythm Proportion.docx
+++ b/downloads/documents/04 Units/Unit 04 - Environmental Design and Management - Spaces We Live In/Lesson 04.07 - Principles Balance Focal Point Rhythm Proportion.docx
@@ -318,7 +318,7 @@
         <w:t xml:space="preserve"> </w:t>
       </w:r>
       <w:r>
-        <w:t xml:space="preserve">Tier 3 (FACS): balance (symmetrical, asymmetrical), visual weight, focal point, emphasis, rhythm (repetition), proportion, scale, unity (harmony), contrast, gallery walk. See the unit vocabulary list for Turkish, Portuguese, and Spanish.</w:t>
+        <w:t xml:space="preserve">Tier 3 (FACS): balance (symmetrical, asymmetrical), visual weight, focal point, emphasis, rhythm (repetition), proportion, scale, unity (harmony), contrast, gallery walk. See the unit vocabulary list for the Spanish column.</w:t>
       </w:r>
     </w:p>
     <w:p>
@@ -1482,7 +1482,7 @@
         <w:pStyle w:val="Compact"/>
       </w:pPr>
       <w:r>
-        <w:t xml:space="preserve">ELL: each principle slide has two photos and the word in Turkish, Portuguese, and Spanish (see</w:t>
+        <w:t xml:space="preserve">ELL: each principle slide has two photos and the word in Spanish (see</w:t>
       </w:r>
       <w:r>
         <w:t xml:space="preserve"> </w:t>
